--- a/papers/_sources/rope_electron_hbar.docx
+++ b/papers/_sources/rope_electron_hbar.docx
@@ -16,7 +16,7 @@
           <w:sz w:val="40"/>
           <w:szCs w:val="40"/>
         </w:rPr>
-        <w:t xml:space="preserve">The Electron and the Planck Constant in the Rope Framework</w:t>
+        <w:t xml:space="preserve">The Electron and the Planck Constant in the Mesh Framework</w:t>
       </w:r>
     </w:p>
     <w:p>
@@ -48,7 +48,7 @@
           <w:sz w:val="20"/>
           <w:szCs w:val="20"/>
         </w:rPr>
-        <w:t xml:space="preserve">A Technical Report of the Rope Framework Programme</w:t>
+        <w:t xml:space="preserve">A Technical Report of the Mesh Framework Programme</w:t>
       </w:r>
     </w:p>
     <w:p>
@@ -111,6 +111,20 @@
     </w:p>
     <w:p>
       <w:pPr>
+        <w:spacing w:after="160" w:before="0" w:line="276"/>
+        <w:jc w:val="both"/>
+      </w:pPr>
+      <w:r>
+        <w:rPr>
+          <w:rFonts w:ascii="Times New Roman" w:cs="Times New Roman" w:eastAsia="Times New Roman" w:hAnsi="Times New Roman"/>
+          <w:sz w:val="24"/>
+          <w:szCs w:val="24"/>
+        </w:rPr>
+        <w:t xml:space="preserve">Naming note (5 September 2026). This programme is now the Mesh Programme and the theory it develops the mesh framework; 'the rope framework' in earlier revisions reads 'the mesh framework'. 'Rope' remains the name of the two-strand wound object, and the Rope Hypothesis credited to Bill Gaede keeps its name. Identifiers (repository, rope_solver, file names, claim IDs) are unchanged.</w:t>
+      </w:r>
+    </w:p>
+    <w:p>
+      <w:pPr>
         <w:pStyle w:val="Heading1"/>
         <w:spacing w:after="140" w:before="280"/>
       </w:pPr>
@@ -137,7 +151,7 @@
           <w:sz w:val="22"/>
           <w:szCs w:val="22"/>
         </w:rPr>
-        <w:t xml:space="preserve">What is the electron, mechanically, and where does the Planck constant ħ come from? This report presents the standing results of the Rope Framework’s electron-structure campaign, stated as successes rather than as the long search that produced them. Four results define the picture. First, the electron’s three-dimensional profile is </w:t>
+        <w:t xml:space="preserve">What is the electron, mechanically, and where does the Planck constant ħ come from? This report presents the standing results of the Mesh Framework’s electron-structure campaign, stated as successes rather than as the long search that produced them. Four results define the picture. First, the electron’s three-dimensional profile is </w:t>
       </w:r>
       <w:r>
         <w:rPr>
